--- a/article/article.docx
+++ b/article/article.docx
@@ -146,7 +146,7 @@
         </w:p>
       </w:sdtContent>
     </w:sdt>
-    <w:bookmarkStart w:id="37" w:name="heading-1"/>
+    <w:bookmarkStart w:id="35" w:name="heading-1"/>
     <w:p>
       <w:pPr>
         <w:pStyle w:val="Heading1"/>
@@ -157,25 +157,223 @@
     </w:p>
     <w:p>
       <w:pPr>
+        <w:pStyle w:val="Compact"/>
+        <w:numPr>
+          <w:ilvl w:val="0"/>
+          <w:numId w:val="1001"/>
+        </w:numPr>
+      </w:pPr>
+      <w:r>
+        <w:rPr>
+          <w:rFonts w:hint="eastAsia"/>
+        </w:rPr>
+        <w:t xml:space="preserve">多行公式示例（LaTeX</w:t>
+      </w:r>
+      <w:r>
+        <w:t xml:space="preserve"> </w:t>
+      </w:r>
+      <w:r>
+        <w:rPr>
+          <w:rFonts w:hint="eastAsia"/>
+        </w:rPr>
+        <w:t xml:space="preserve">语法）</w:t>
+      </w:r>
+    </w:p>
+    <w:p>
+      <w:pPr>
+        <w:pStyle w:val="Compact"/>
+      </w:pPr>
+      <m:oMathPara>
+        <m:oMathParaPr>
+          <m:jc m:val="center"/>
+        </m:oMathParaPr>
+        <m:oMath>
+          <m:eqArr>
+            <m:e>
+              <m:r>
+                <m:t>E</m:t>
+              </m:r>
+              <m:r>
+                <m:t>&amp;</m:t>
+              </m:r>
+              <m:r>
+                <m:rPr>
+                  <m:sty m:val="p"/>
+                </m:rPr>
+                <m:t>=</m:t>
+              </m:r>
+              <m:r>
+                <m:t>m</m:t>
+              </m:r>
+              <m:sSup>
+                <m:e>
+                  <m:r>
+                    <m:t>c</m:t>
+                  </m:r>
+                </m:e>
+                <m:sup>
+                  <m:r>
+                    <m:t>2</m:t>
+                  </m:r>
+                </m:sup>
+              </m:sSup>
+            </m:e>
+            <m:e>
+              <m:r>
+                <m:t>F</m:t>
+              </m:r>
+              <m:r>
+                <m:t>&amp;</m:t>
+              </m:r>
+              <m:r>
+                <m:rPr>
+                  <m:sty m:val="p"/>
+                </m:rPr>
+                <m:t>=</m:t>
+              </m:r>
+              <m:r>
+                <m:t>m</m:t>
+              </m:r>
+              <m:r>
+                <m:t>a</m:t>
+              </m:r>
+            </m:e>
+            <m:e>
+              <m:nary>
+                <m:naryPr>
+                  <m:chr m:val="∫"/>
+                  <m:limLoc m:val="subSup"/>
+                  <m:subHide m:val="off"/>
+                  <m:supHide m:val="off"/>
+                </m:naryPr>
+                <m:sub>
+                  <m:r>
+                    <m:rPr>
+                      <m:sty m:val="p"/>
+                    </m:rPr>
+                    <m:t>−</m:t>
+                  </m:r>
+                  <m:r>
+                    <m:rPr>
+                      <m:sty m:val="p"/>
+                    </m:rPr>
+                    <m:t>∞</m:t>
+                  </m:r>
+                </m:sub>
+                <m:sup>
+                  <m:r>
+                    <m:rPr>
+                      <m:sty m:val="p"/>
+                    </m:rPr>
+                    <m:t>∞</m:t>
+                  </m:r>
+                </m:sup>
+                <m:e>
+                  <m:sSup>
+                    <m:e>
+                      <m:r>
+                        <m:t>e</m:t>
+                      </m:r>
+                    </m:e>
+                    <m:sup>
+                      <m:r>
+                        <m:rPr>
+                          <m:sty m:val="p"/>
+                        </m:rPr>
+                        <m:t>−</m:t>
+                      </m:r>
+                      <m:sSup>
+                        <m:e>
+                          <m:r>
+                            <m:t>x</m:t>
+                          </m:r>
+                        </m:e>
+                        <m:sup>
+                          <m:r>
+                            <m:t>2</m:t>
+                          </m:r>
+                        </m:sup>
+                      </m:sSup>
+                    </m:sup>
+                  </m:sSup>
+                </m:e>
+              </m:nary>
+              <m:r>
+                <m:t>d</m:t>
+              </m:r>
+              <m:r>
+                <m:t>x</m:t>
+              </m:r>
+              <m:r>
+                <m:t>&amp;</m:t>
+              </m:r>
+              <m:r>
+                <m:rPr>
+                  <m:sty m:val="p"/>
+                </m:rPr>
+                <m:t>=</m:t>
+              </m:r>
+              <m:rad>
+                <m:radPr>
+                  <m:degHide m:val="on"/>
+                </m:radPr>
+                <m:deg/>
+                <m:e>
+                  <m:r>
+                    <m:t>π</m:t>
+                  </m:r>
+                </m:e>
+              </m:rad>
+            </m:e>
+          </m:eqArr>
+        </m:oMath>
+      </m:oMathPara>
+    </w:p>
+    <w:p>
+      <w:pPr>
+        <w:pStyle w:val="Compact"/>
+        <w:numPr>
+          <w:ilvl w:val="0"/>
+          <w:numId w:val="1000"/>
+        </w:numPr>
+      </w:pPr>
+      <w:r>
+        <w:t xml:space="preserve">All human beings are born free and equal in dignity and rights. All human beings are born free and equal in dignity and rights. All human beings are born free and equal in dignity and rights. All human beings are born free and equal in dignity and rights.</w:t>
+      </w:r>
+    </w:p>
+    <w:bookmarkStart w:id="13" w:name="heading-2"/>
+    <w:p>
+      <w:pPr>
+        <w:pStyle w:val="Heading2"/>
+      </w:pPr>
+      <w:r>
+        <w:t xml:space="preserve">Heading 2</w:t>
+      </w:r>
+    </w:p>
+    <w:p>
+      <w:pPr>
         <w:pStyle w:val="FirstParagraph"/>
       </w:pPr>
       <w:r>
-        <w:t xml:space="preserve">All human beings are born free and equal in dignity and rights. All human beings are born free and equal in dignity and rights. All human beings are born free and equal in dignity and rights. All human beings are born free and equal in dignity and rights.</w:t>
-      </w:r>
-    </w:p>
-    <w:bookmarkStart w:id="13" w:name="heading-2"/>
-    <w:p>
-      <w:pPr>
-        <w:pStyle w:val="Heading2"/>
-      </w:pPr>
-      <w:r>
-        <w:t xml:space="preserve">Heading 2</w:t>
-      </w:r>
-    </w:p>
-    <w:p>
-      <w:pPr>
-        <w:pStyle w:val="FirstParagraph"/>
-      </w:pPr>
+        <w:rPr>
+          <w:rFonts w:hint="eastAsia"/>
+        </w:rPr>
+        <w:t xml:space="preserve">参考文献引用示例</w:t>
+      </w:r>
+      <w:hyperlink w:anchor="ref-brown2016">
+        <w:r>
+          <w:rPr>
+            <w:rStyle w:val="Hyperlink"/>
+          </w:rPr>
+          <w:t xml:space="preserve">[1]</w:t>
+        </w:r>
+      </w:hyperlink>
+      <w:r>
+        <w:t xml:space="preserve">.</w:t>
+      </w:r>
+      <w:r>
+        <w:t xml:space="preserve"> </w:t>
+      </w:r>
       <w:r>
         <w:t xml:space="preserve">All human beings are born free and equal in dignity and rights. All human beings are born free and equal in dignity and rights. All human beings are born free and equal in dignity and rights. All human beings are born free and equal in dignity and rights.</w:t>
       </w:r>
@@ -344,65 +542,11 @@
         <w:pStyle w:val="Compact"/>
         <w:numPr>
           <w:ilvl w:val="0"/>
-          <w:numId w:val="1001"/>
+          <w:numId w:val="1002"/>
         </w:numPr>
       </w:pPr>
       <w:r>
         <w:t xml:space="preserve">All human beings are born free and equal in dignity and rights.</w:t>
-      </w:r>
-    </w:p>
-    <w:p>
-      <w:pPr>
-        <w:pStyle w:val="Compact"/>
-        <w:numPr>
-          <w:ilvl w:val="0"/>
-          <w:numId w:val="1001"/>
-        </w:numPr>
-      </w:pPr>
-      <w:r>
-        <w:t xml:space="preserve">All human beings are born free and equal in dignity and rights.</w:t>
-      </w:r>
-    </w:p>
-    <w:p>
-      <w:pPr>
-        <w:pStyle w:val="Compact"/>
-        <w:numPr>
-          <w:ilvl w:val="0"/>
-          <w:numId w:val="1001"/>
-        </w:numPr>
-      </w:pPr>
-      <w:r>
-        <w:t xml:space="preserve">All human beings are born free and equal in dignity and rights.</w:t>
-      </w:r>
-    </w:p>
-    <w:p>
-      <w:pPr>
-        <w:pStyle w:val="Compact"/>
-        <w:numPr>
-          <w:ilvl w:val="0"/>
-          <w:numId w:val="1001"/>
-        </w:numPr>
-      </w:pPr>
-      <w:r>
-        <w:t xml:space="preserve">All human beings are born free and equal in dignity and rights.</w:t>
-      </w:r>
-    </w:p>
-    <w:p>
-      <w:pPr>
-        <w:pStyle w:val="FirstParagraph"/>
-      </w:pPr>
-      <w:r>
-        <w:t xml:space="preserve">All human beings are born free and equal in dignity and rights. All human beings are born free and equal in dignity and rights. All human beings are born free and equal in dignity and rights. All human beings are born free and equal in dignity and rights.</w:t>
-      </w:r>
-    </w:p>
-    <w:bookmarkEnd w:id="18"/>
-    <w:bookmarkStart w:id="19" w:name="unnumbered-lists"/>
-    <w:p>
-      <w:pPr>
-        <w:pStyle w:val="Heading2"/>
-      </w:pPr>
-      <w:r>
-        <w:t xml:space="preserve">Unnumbered lists</w:t>
       </w:r>
     </w:p>
     <w:p>
@@ -421,8 +565,8 @@
       <w:pPr>
         <w:pStyle w:val="Compact"/>
         <w:numPr>
-          <w:ilvl w:val="1"/>
-          <w:numId w:val="1003"/>
+          <w:ilvl w:val="0"/>
+          <w:numId w:val="1002"/>
         </w:numPr>
       </w:pPr>
       <w:r>
@@ -449,14 +593,14 @@
         <w:t xml:space="preserve">All human beings are born free and equal in dignity and rights. All human beings are born free and equal in dignity and rights. All human beings are born free and equal in dignity and rights. All human beings are born free and equal in dignity and rights.</w:t>
       </w:r>
     </w:p>
-    <w:bookmarkEnd w:id="19"/>
-    <w:bookmarkStart w:id="20" w:name="mixed-lists"/>
+    <w:bookmarkEnd w:id="18"/>
+    <w:bookmarkStart w:id="19" w:name="unnumbered-lists"/>
     <w:p>
       <w:pPr>
         <w:pStyle w:val="Heading2"/>
       </w:pPr>
       <w:r>
-        <w:t xml:space="preserve">Mixed lists</w:t>
+        <w:t xml:space="preserve">Unnumbered lists</w:t>
       </w:r>
     </w:p>
     <w:p>
@@ -464,7 +608,7 @@
         <w:pStyle w:val="Compact"/>
         <w:numPr>
           <w:ilvl w:val="0"/>
-          <w:numId w:val="1004"/>
+          <w:numId w:val="1003"/>
         </w:numPr>
       </w:pPr>
       <w:r>
@@ -476,6 +620,48 @@
         <w:pStyle w:val="Compact"/>
         <w:numPr>
           <w:ilvl w:val="1"/>
+          <w:numId w:val="1004"/>
+        </w:numPr>
+      </w:pPr>
+      <w:r>
+        <w:t xml:space="preserve">All human beings are born free and equal in dignity and rights.</w:t>
+      </w:r>
+    </w:p>
+    <w:p>
+      <w:pPr>
+        <w:pStyle w:val="Compact"/>
+        <w:numPr>
+          <w:ilvl w:val="0"/>
+          <w:numId w:val="1003"/>
+        </w:numPr>
+      </w:pPr>
+      <w:r>
+        <w:t xml:space="preserve">All human beings are born free and equal in dignity and rights.</w:t>
+      </w:r>
+    </w:p>
+    <w:p>
+      <w:pPr>
+        <w:pStyle w:val="FirstParagraph"/>
+      </w:pPr>
+      <w:r>
+        <w:t xml:space="preserve">All human beings are born free and equal in dignity and rights. All human beings are born free and equal in dignity and rights. All human beings are born free and equal in dignity and rights. All human beings are born free and equal in dignity and rights.</w:t>
+      </w:r>
+    </w:p>
+    <w:bookmarkEnd w:id="19"/>
+    <w:bookmarkStart w:id="20" w:name="mixed-lists"/>
+    <w:p>
+      <w:pPr>
+        <w:pStyle w:val="Heading2"/>
+      </w:pPr>
+      <w:r>
+        <w:t xml:space="preserve">Mixed lists</w:t>
+      </w:r>
+    </w:p>
+    <w:p>
+      <w:pPr>
+        <w:pStyle w:val="Compact"/>
+        <w:numPr>
+          <w:ilvl w:val="0"/>
           <w:numId w:val="1005"/>
         </w:numPr>
       </w:pPr>
@@ -488,7 +674,19 @@
         <w:pStyle w:val="Compact"/>
         <w:numPr>
           <w:ilvl w:val="1"/>
-          <w:numId w:val="1005"/>
+          <w:numId w:val="1006"/>
+        </w:numPr>
+      </w:pPr>
+      <w:r>
+        <w:t xml:space="preserve">All human beings are born free and equal in dignity and rights.</w:t>
+      </w:r>
+    </w:p>
+    <w:p>
+      <w:pPr>
+        <w:pStyle w:val="Compact"/>
+        <w:numPr>
+          <w:ilvl w:val="1"/>
+          <w:numId w:val="1006"/>
         </w:numPr>
       </w:pPr>
       <w:r>
@@ -500,7 +698,7 @@
         <w:pStyle w:val="Compact"/>
         <w:numPr>
           <w:ilvl w:val="0"/>
-          <w:numId w:val="1004"/>
+          <w:numId w:val="1005"/>
         </w:numPr>
       </w:pPr>
       <w:r>
@@ -901,7 +1099,7 @@
       </w:r>
     </w:p>
     <w:bookmarkEnd w:id="33"/>
-    <w:bookmarkStart w:id="36" w:name="scientific-citations"/>
+    <w:bookmarkStart w:id="34" w:name="scientific-citations"/>
     <w:p>
       <w:pPr>
         <w:pStyle w:val="Heading2"/>
@@ -920,15 +1118,14 @@
       <w:r>
         <w:t xml:space="preserve"> </w:t>
       </w:r>
-      <w:r>
-        <w:t xml:space="preserve">United Nations</w:t>
-      </w:r>
-      <w:r>
-        <w:rPr>
-          <w:rStyle w:val="FootnoteReference"/>
-        </w:rPr>
-        <w:footnoteReference w:id="34"/>
-      </w:r>
+      <w:hyperlink w:anchor="ref-unitednations1948">
+        <w:r>
+          <w:rPr>
+            <w:rStyle w:val="Hyperlink"/>
+          </w:rPr>
+          <w:t xml:space="preserve">[2]</w:t>
+        </w:r>
+      </w:hyperlink>
     </w:p>
     <w:p>
       <w:pPr>
@@ -937,16 +1134,18 @@
       <w:r>
         <w:t xml:space="preserve">All human beings are born free and equal in dignity and rights. All human beings are born free and equal in dignity and rights. All human beings are born free and equal in dignity and rights. All human beings are born free and equal in dignity and rights.</w:t>
       </w:r>
-      <w:r>
-        <w:rPr>
-          <w:rStyle w:val="FootnoteReference"/>
-        </w:rPr>
-        <w:footnoteReference w:id="35"/>
-      </w:r>
-    </w:p>
-    <w:bookmarkEnd w:id="36"/>
-    <w:bookmarkEnd w:id="37"/>
-    <w:bookmarkStart w:id="41" w:name="bibliography"/>
+      <w:hyperlink w:anchor="ref-unitednations1948">
+        <w:r>
+          <w:rPr>
+            <w:rStyle w:val="Hyperlink"/>
+          </w:rPr>
+          <w:t xml:space="preserve">[2]</w:t>
+        </w:r>
+      </w:hyperlink>
+    </w:p>
+    <w:bookmarkEnd w:id="34"/>
+    <w:bookmarkEnd w:id="35"/>
+    <w:bookmarkStart w:id="39" w:name="bibliography"/>
     <w:p>
       <w:pPr>
         <w:pStyle w:val="Heading1"/>
@@ -955,14 +1154,23 @@
         <w:t xml:space="preserve">Bibliography</w:t>
       </w:r>
     </w:p>
-    <w:bookmarkStart w:id="40" w:name="refs"/>
-    <w:bookmarkStart w:id="38" w:name="ref-brown2016"/>
+    <w:bookmarkStart w:id="38" w:name="refs"/>
+    <w:bookmarkStart w:id="36" w:name="ref-brown2016"/>
     <w:p>
       <w:pPr>
         <w:pStyle w:val="Bibliography"/>
       </w:pPr>
       <w:r>
-        <w:t xml:space="preserve">Brown, Gordon, ed.</w:t>
+        <w:t xml:space="preserve">[1]</w:t>
+      </w:r>
+      <w:r>
+        <w:t xml:space="preserve"> </w:t>
+      </w:r>
+      <w:r>
+        <w:t xml:space="preserve">	</w:t>
+      </w:r>
+      <w:r>
+        <w:t xml:space="preserve">G. Brown, Ed.,</w:t>
       </w:r>
       <w:r>
         <w:t xml:space="preserve"> </w:t>
@@ -1056,20 +1264,29 @@
           <w:i/>
           <w:iCs/>
         </w:rPr>
-        <w:t xml:space="preserve">in the 21st Century, a Living Document in a Changing World</w:t>
+        <w:t xml:space="preserve">in the 21st century, a living document in a changing world</w:t>
       </w:r>
       <w:r>
         <w:t xml:space="preserve">. Cambridge, [New York]: Open Book Publishers ; NYU Global Institute for Advanced Study, 2016.</w:t>
       </w:r>
     </w:p>
-    <w:bookmarkEnd w:id="38"/>
-    <w:bookmarkStart w:id="39" w:name="ref-unitednations1948"/>
+    <w:bookmarkEnd w:id="36"/>
+    <w:bookmarkStart w:id="37" w:name="ref-unitednations1948"/>
     <w:p>
       <w:pPr>
         <w:pStyle w:val="Bibliography"/>
       </w:pPr>
       <w:r>
-        <w:t xml:space="preserve">United Nations.</w:t>
+        <w:t xml:space="preserve">[2]</w:t>
+      </w:r>
+      <w:r>
+        <w:t xml:space="preserve"> </w:t>
+      </w:r>
+      <w:r>
+        <w:t xml:space="preserve">	</w:t>
+      </w:r>
+      <w:r>
+        <w:t xml:space="preserve">United Nations,</w:t>
       </w:r>
       <w:r>
         <w:t xml:space="preserve"> </w:t>
@@ -1085,9 +1302,9 @@
         <w:t xml:space="preserve">. 1948.</w:t>
       </w:r>
     </w:p>
+    <w:bookmarkEnd w:id="37"/>
+    <w:bookmarkEnd w:id="38"/>
     <w:bookmarkEnd w:id="39"/>
-    <w:bookmarkEnd w:id="40"/>
-    <w:bookmarkEnd w:id="41"/>
     <w:sectPr>
       <w:footnotePr>
         <w:numRestart w:val="eachSect"/>
@@ -1133,54 +1350,6 @@
       </w:r>
       <w:r>
         <w:t xml:space="preserve">All human beings are born free and equal in dignity and rights.</w:t>
-      </w:r>
-    </w:p>
-  </w:footnote>
-  <w:footnote w:id="34">
-    <w:p>
-      <w:pPr>
-        <w:pStyle w:val="FootnoteText"/>
-      </w:pPr>
-      <w:r>
-        <w:rPr>
-          <w:rStyle w:val="FootnoteReference"/>
-        </w:rPr>
-        <w:footnoteRef/>
-      </w:r>
-      <w:r>
-        <w:t xml:space="preserve"> </w:t>
-      </w:r>
-      <w:r>
-        <w:rPr>
-          <w:i/>
-          <w:iCs/>
-        </w:rPr>
-        <w:t xml:space="preserve">Universal Declaration of Human Rights</w:t>
-      </w:r>
-      <w:r>
-        <w:t xml:space="preserve"> </w:t>
-      </w:r>
-      <w:r>
-        <w:t xml:space="preserve">(1948).</w:t>
-      </w:r>
-    </w:p>
-  </w:footnote>
-  <w:footnote w:id="35">
-    <w:p>
-      <w:pPr>
-        <w:pStyle w:val="FootnoteText"/>
-      </w:pPr>
-      <w:r>
-        <w:rPr>
-          <w:rStyle w:val="FootnoteReference"/>
-        </w:rPr>
-        <w:footnoteRef/>
-      </w:r>
-      <w:r>
-        <w:t xml:space="preserve"> </w:t>
-      </w:r>
-      <w:r>
-        <w:t xml:space="preserve">United Nations.</w:t>
       </w:r>
     </w:p>
   </w:footnote>
@@ -1487,7 +1656,34 @@
     </w:lvlOverride>
   </w:num>
   <w:num w:numId="1002">
-    <w:abstractNumId w:val="991"/>
+    <w:abstractNumId w:val="99411"/>
+    <w:lvlOverride w:ilvl="0">
+      <w:startOverride w:val="1"/>
+    </w:lvlOverride>
+    <w:lvlOverride w:ilvl="1">
+      <w:startOverride w:val="1"/>
+    </w:lvlOverride>
+    <w:lvlOverride w:ilvl="2">
+      <w:startOverride w:val="1"/>
+    </w:lvlOverride>
+    <w:lvlOverride w:ilvl="3">
+      <w:startOverride w:val="1"/>
+    </w:lvlOverride>
+    <w:lvlOverride w:ilvl="4">
+      <w:startOverride w:val="1"/>
+    </w:lvlOverride>
+    <w:lvlOverride w:ilvl="5">
+      <w:startOverride w:val="1"/>
+    </w:lvlOverride>
+    <w:lvlOverride w:ilvl="6">
+      <w:startOverride w:val="1"/>
+    </w:lvlOverride>
+    <w:lvlOverride w:ilvl="7">
+      <w:startOverride w:val="1"/>
+    </w:lvlOverride>
+    <w:lvlOverride w:ilvl="8">
+      <w:startOverride w:val="1"/>
+    </w:lvlOverride>
   </w:num>
   <w:num w:numId="1003">
     <w:abstractNumId w:val="991"/>
@@ -1496,6 +1692,9 @@
     <w:abstractNumId w:val="991"/>
   </w:num>
   <w:num w:numId="1005">
+    <w:abstractNumId w:val="991"/>
+  </w:num>
+  <w:num w:numId="1006">
     <w:abstractNumId w:val="99411"/>
     <w:lvlOverride w:ilvl="0">
       <w:startOverride w:val="1"/>
